--- a/תכנון/פירוט נקודות קצה.docx
+++ b/תכנון/פירוט נקודות קצה.docx
@@ -1,6 +1,6 @@
 
 <file path=word/document.xml><?xml version="1.0" encoding="utf-8"?>
-<w:document xmlns:wpc="http://schemas.microsoft.com/office/word/2010/wordprocessingCanvas" xmlns:cx="http://schemas.microsoft.com/office/drawing/2014/chartex" xmlns:cx1="http://schemas.microsoft.com/office/drawing/2015/9/8/chartex" xmlns:cx2="http://schemas.microsoft.com/office/drawing/2015/10/21/chartex" xmlns:cx3="http://schemas.microsoft.com/office/drawing/2016/5/9/chartex" xmlns:cx4="http://schemas.microsoft.com/office/drawing/2016/5/10/chartex" xmlns:cx5="http://schemas.microsoft.com/office/drawing/2016/5/11/chartex" xmlns:cx6="http://schemas.microsoft.com/office/drawing/2016/5/12/chartex" xmlns:cx7="http://schemas.microsoft.com/office/drawing/2016/5/13/chartex" xmlns:cx8="http://schemas.microsoft.com/office/drawing/2016/5/14/chartex" xmlns:mc="http://schemas.openxmlformats.org/markup-compatibility/2006" xmlns:aink="http://schemas.microsoft.com/office/drawing/2016/ink" xmlns:am3d="http://schemas.microsoft.com/office/drawing/2017/model3d" xmlns:o="urn:schemas-microsoft-com:office:office" xmlns:r="http://schemas.openxmlformats.org/officeDocument/2006/relationships" xmlns:m="http://schemas.openxmlformats.org/officeDocument/2006/math" xmlns:v="urn:schemas-microsoft-com:vml" xmlns:wp14="http://schemas.microsoft.com/office/word/2010/wordprocessingDrawing" xmlns:wp="http://schemas.openxmlformats.org/drawingml/2006/wordprocessingDrawing" xmlns:w10="urn:schemas-microsoft-com:office:word" xmlns:w="http://schemas.openxmlformats.org/wordprocessingml/2006/main" xmlns:w14="http://schemas.microsoft.com/office/word/2010/wordml" xmlns:w15="http://schemas.microsoft.com/office/word/2012/wordml" xmlns:w16cex="http://schemas.microsoft.com/office/word/2018/wordml/cex" xmlns:w16cid="http://schemas.microsoft.com/office/word/2016/wordml/cid" xmlns:w16="http://schemas.microsoft.com/office/word/2018/wordml" xmlns:w16sdtdh="http://schemas.microsoft.com/office/word/2020/wordml/sdtdatahash" xmlns:w16se="http://schemas.microsoft.com/office/word/2015/wordml/symex" xmlns:wpg="http://schemas.microsoft.com/office/word/2010/wordprocessingGroup" xmlns:wpi="http://schemas.microsoft.com/office/word/2010/wordprocessingInk" xmlns:wne="http://schemas.microsoft.com/office/word/2006/wordml" xmlns:wps="http://schemas.microsoft.com/office/word/2010/wordprocessingShape" mc:Ignorable="w14 w15 w16se w16cid w16 w16cex w16sdtdh wp14">
+<w:document xmlns:wpc="http://schemas.microsoft.com/office/word/2010/wordprocessingCanvas" xmlns:cx="http://schemas.microsoft.com/office/drawing/2014/chartex" xmlns:cx1="http://schemas.microsoft.com/office/drawing/2015/9/8/chartex" xmlns:cx2="http://schemas.microsoft.com/office/drawing/2015/10/21/chartex" xmlns:cx3="http://schemas.microsoft.com/office/drawing/2016/5/9/chartex" xmlns:cx4="http://schemas.microsoft.com/office/drawing/2016/5/10/chartex" xmlns:cx5="http://schemas.microsoft.com/office/drawing/2016/5/11/chartex" xmlns:cx6="http://schemas.microsoft.com/office/drawing/2016/5/12/chartex" xmlns:cx7="http://schemas.microsoft.com/office/drawing/2016/5/13/chartex" xmlns:cx8="http://schemas.microsoft.com/office/drawing/2016/5/14/chartex" xmlns:mc="http://schemas.openxmlformats.org/markup-compatibility/2006" xmlns:aink="http://schemas.microsoft.com/office/drawing/2016/ink" xmlns:am3d="http://schemas.microsoft.com/office/drawing/2017/model3d" xmlns:o="urn:schemas-microsoft-com:office:office" xmlns:oel="http://schemas.microsoft.com/office/2019/extlst" xmlns:r="http://schemas.openxmlformats.org/officeDocument/2006/relationships" xmlns:m="http://schemas.openxmlformats.org/officeDocument/2006/math" xmlns:v="urn:schemas-microsoft-com:vml" xmlns:wp14="http://schemas.microsoft.com/office/word/2010/wordprocessingDrawing" xmlns:wp="http://schemas.openxmlformats.org/drawingml/2006/wordprocessingDrawing" xmlns:w10="urn:schemas-microsoft-com:office:word" xmlns:w="http://schemas.openxmlformats.org/wordprocessingml/2006/main" xmlns:w14="http://schemas.microsoft.com/office/word/2010/wordml" xmlns:w15="http://schemas.microsoft.com/office/word/2012/wordml" xmlns:w16cex="http://schemas.microsoft.com/office/word/2018/wordml/cex" xmlns:w16cid="http://schemas.microsoft.com/office/word/2016/wordml/cid" xmlns:w16="http://schemas.microsoft.com/office/word/2018/wordml" xmlns:w16du="http://schemas.microsoft.com/office/word/2023/wordml/word16du" xmlns:w16sdtdh="http://schemas.microsoft.com/office/word/2020/wordml/sdtdatahash" xmlns:w16se="http://schemas.microsoft.com/office/word/2015/wordml/symex" xmlns:wpg="http://schemas.microsoft.com/office/word/2010/wordprocessingGroup" xmlns:wpi="http://schemas.microsoft.com/office/word/2010/wordprocessingInk" xmlns:wne="http://schemas.microsoft.com/office/word/2006/wordml" xmlns:wps="http://schemas.microsoft.com/office/word/2010/wordprocessingShape" mc:Ignorable="w14 w15 w16se w16cid w16 w16cex w16sdtdh wp14">
   <w:body>
     <w:p>
       <w:pPr>
@@ -13,6 +13,13 @@
           <w:rFonts w:hint="cs"/>
           <w:rtl/>
         </w:rPr>
+        <w:t xml:space="preserve"> </w:t>
+      </w:r>
+      <w:r>
+        <w:rPr>
+          <w:rFonts w:hint="cs"/>
+          <w:rtl/>
+        </w:rPr>
         <w:t>רופא:</w:t>
       </w:r>
     </w:p>
@@ -465,18 +472,788 @@
     <w:p>
       <w:pPr>
         <w:rPr>
-          <w:rFonts w:hint="cs"/>
-          <w:rtl/>
-        </w:rPr>
-      </w:pPr>
-    </w:p>
-    <w:p>
-      <w:pPr>
-        <w:rPr>
-          <w:rtl/>
-        </w:rPr>
-      </w:pPr>
-    </w:p>
+          <w:rtl/>
+        </w:rPr>
+      </w:pPr>
+    </w:p>
+    <w:p>
+      <w:pPr>
+        <w:pStyle w:val="3"/>
+        <w:bidi w:val="0"/>
+      </w:pPr>
+      <w:r>
+        <w:t xml:space="preserve">1. </w:t>
+      </w:r>
+      <w:r>
+        <w:rPr>
+          <w:rtl/>
+        </w:rPr>
+        <w:t>השלב הראשון: טעינת הנתונים (</w:t>
+      </w:r>
+      <w:proofErr w:type="spellStart"/>
+      <w:r>
+        <w:rPr>
+          <w:rtl/>
+        </w:rPr>
+        <w:t>הדשבורד</w:t>
+      </w:r>
+      <w:proofErr w:type="spellEnd"/>
+      <w:r>
+        <w:rPr>
+          <w:rtl/>
+        </w:rPr>
+        <w:t>)</w:t>
+      </w:r>
+    </w:p>
+    <w:p>
+      <w:pPr>
+        <w:pStyle w:val="NormalWeb"/>
+      </w:pPr>
+      <w:r>
+        <w:rPr>
+          <w:rtl/>
+        </w:rPr>
+        <w:t xml:space="preserve">ברגע שהרופא נכנס </w:t>
+      </w:r>
+      <w:proofErr w:type="spellStart"/>
+      <w:r>
+        <w:rPr>
+          <w:rtl/>
+        </w:rPr>
+        <w:t>לדשבורד</w:t>
+      </w:r>
+      <w:proofErr w:type="spellEnd"/>
+      <w:r>
+        <w:rPr>
+          <w:rtl/>
+        </w:rPr>
+        <w:t>, הוא רואה רשימה</w:t>
+      </w:r>
+      <w:r>
+        <w:t>.</w:t>
+      </w:r>
+    </w:p>
+    <w:p>
+      <w:pPr>
+        <w:pStyle w:val="NormalWeb"/>
+        <w:numPr>
+          <w:ilvl w:val="0"/>
+          <w:numId w:val="1"/>
+        </w:numPr>
+      </w:pPr>
+      <w:r>
+        <w:rPr>
+          <w:rtl/>
+        </w:rPr>
+        <w:t xml:space="preserve">הקובץ </w:t>
+      </w:r>
+      <w:proofErr w:type="spellStart"/>
+      <w:r>
+        <w:rPr>
+          <w:rStyle w:val="HTMLCode"/>
+          <w:rFonts w:eastAsiaTheme="majorEastAsia"/>
+        </w:rPr>
+        <w:t>DoctorDashboardComponent</w:t>
+      </w:r>
+      <w:proofErr w:type="spellEnd"/>
+      <w:r>
+        <w:t xml:space="preserve"> </w:t>
+      </w:r>
+      <w:r>
+        <w:rPr>
+          <w:rtl/>
+        </w:rPr>
+        <w:t>פונה ל</w:t>
+      </w:r>
+      <w:r>
+        <w:t>-</w:t>
+      </w:r>
+      <w:proofErr w:type="spellStart"/>
+      <w:r>
+        <w:rPr>
+          <w:rStyle w:val="HTMLCode"/>
+          <w:rFonts w:eastAsiaTheme="majorEastAsia"/>
+        </w:rPr>
+        <w:t>DoctorService</w:t>
+      </w:r>
+      <w:proofErr w:type="spellEnd"/>
+      <w:r>
+        <w:t>.</w:t>
+      </w:r>
+    </w:p>
+    <w:p>
+      <w:pPr>
+        <w:pStyle w:val="NormalWeb"/>
+        <w:numPr>
+          <w:ilvl w:val="0"/>
+          <w:numId w:val="1"/>
+        </w:numPr>
+      </w:pPr>
+      <w:proofErr w:type="spellStart"/>
+      <w:r>
+        <w:rPr>
+          <w:rStyle w:val="HTMLCode"/>
+          <w:rFonts w:eastAsiaTheme="majorEastAsia"/>
+        </w:rPr>
+        <w:t>DoctorService</w:t>
+      </w:r>
+      <w:proofErr w:type="spellEnd"/>
+      <w:r>
+        <w:t xml:space="preserve"> </w:t>
+      </w:r>
+      <w:r>
+        <w:rPr>
+          <w:rtl/>
+        </w:rPr>
+        <w:t>שולח בקשה לשרת ("תביא לי את התורים של היום")</w:t>
+      </w:r>
+      <w:r>
+        <w:t>.</w:t>
+      </w:r>
+    </w:p>
+    <w:p>
+      <w:pPr>
+        <w:pStyle w:val="NormalWeb"/>
+        <w:numPr>
+          <w:ilvl w:val="0"/>
+          <w:numId w:val="1"/>
+        </w:numPr>
+      </w:pPr>
+      <w:r>
+        <w:rPr>
+          <w:rtl/>
+        </w:rPr>
+        <w:t xml:space="preserve">השרת מחזיר רשימה, </w:t>
+      </w:r>
+      <w:proofErr w:type="spellStart"/>
+      <w:r>
+        <w:rPr>
+          <w:rtl/>
+        </w:rPr>
+        <w:t>והדשבורד</w:t>
+      </w:r>
+      <w:proofErr w:type="spellEnd"/>
+      <w:r>
+        <w:rPr>
+          <w:rtl/>
+        </w:rPr>
+        <w:t xml:space="preserve"> מציג אותם בטבלה</w:t>
+      </w:r>
+      <w:r>
+        <w:t>.</w:t>
+      </w:r>
+    </w:p>
+    <w:p>
+      <w:pPr>
+        <w:pStyle w:val="NormalWeb"/>
+        <w:numPr>
+          <w:ilvl w:val="0"/>
+          <w:numId w:val="1"/>
+        </w:numPr>
+      </w:pPr>
+      <w:r>
+        <w:rPr>
+          <w:b/>
+          <w:bCs/>
+          <w:rtl/>
+        </w:rPr>
+        <w:t>התוצאה</w:t>
+      </w:r>
+      <w:r>
+        <w:rPr>
+          <w:b/>
+          <w:bCs/>
+        </w:rPr>
+        <w:t>:</w:t>
+      </w:r>
+      <w:r>
+        <w:t xml:space="preserve"> </w:t>
+      </w:r>
+      <w:r>
+        <w:rPr>
+          <w:rtl/>
+        </w:rPr>
+        <w:t>הרופא רואה מול העיניים את כל המטופלים שלו עם כפתור "למילוי תור" ליד כל אחד</w:t>
+      </w:r>
+      <w:r>
+        <w:t>.</w:t>
+      </w:r>
+    </w:p>
+    <w:p>
+      <w:pPr>
+        <w:pStyle w:val="3"/>
+        <w:bidi w:val="0"/>
+      </w:pPr>
+      <w:r>
+        <w:t xml:space="preserve">2. </w:t>
+      </w:r>
+      <w:r>
+        <w:rPr>
+          <w:rtl/>
+        </w:rPr>
+        <w:t>השלב השני: הלחיצה והניתוב</w:t>
+      </w:r>
+    </w:p>
+    <w:p>
+      <w:pPr>
+        <w:pStyle w:val="NormalWeb"/>
+      </w:pPr>
+      <w:r>
+        <w:rPr>
+          <w:rtl/>
+        </w:rPr>
+        <w:t>כשהרופא לוחץ על "למילוי תור</w:t>
+      </w:r>
+      <w:r>
+        <w:t>":</w:t>
+      </w:r>
+    </w:p>
+    <w:p>
+      <w:pPr>
+        <w:pStyle w:val="NormalWeb"/>
+        <w:numPr>
+          <w:ilvl w:val="0"/>
+          <w:numId w:val="2"/>
+        </w:numPr>
+      </w:pPr>
+      <w:r>
+        <w:rPr>
+          <w:rtl/>
+        </w:rPr>
+        <w:t xml:space="preserve">הפונקציה </w:t>
+      </w:r>
+      <w:proofErr w:type="spellStart"/>
+      <w:r>
+        <w:rPr>
+          <w:rStyle w:val="HTMLCode"/>
+          <w:rFonts w:eastAsiaTheme="majorEastAsia"/>
+        </w:rPr>
+        <w:t>goToAppointmentFill</w:t>
+      </w:r>
+      <w:proofErr w:type="spellEnd"/>
+      <w:r>
+        <w:rPr>
+          <w:rStyle w:val="HTMLCode"/>
+          <w:rFonts w:eastAsiaTheme="majorEastAsia"/>
+        </w:rPr>
+        <w:t>(id)</w:t>
+      </w:r>
+      <w:r>
+        <w:t xml:space="preserve"> </w:t>
+      </w:r>
+      <w:r>
+        <w:rPr>
+          <w:rtl/>
+        </w:rPr>
+        <w:t xml:space="preserve">בתוך </w:t>
+      </w:r>
+      <w:proofErr w:type="spellStart"/>
+      <w:r>
+        <w:rPr>
+          <w:rtl/>
+        </w:rPr>
+        <w:t>הדשבורד</w:t>
+      </w:r>
+      <w:proofErr w:type="spellEnd"/>
+      <w:r>
+        <w:rPr>
+          <w:rtl/>
+        </w:rPr>
+        <w:t xml:space="preserve"> מופעלת</w:t>
+      </w:r>
+      <w:r>
+        <w:t>.</w:t>
+      </w:r>
+    </w:p>
+    <w:p>
+      <w:pPr>
+        <w:pStyle w:val="NormalWeb"/>
+        <w:numPr>
+          <w:ilvl w:val="0"/>
+          <w:numId w:val="2"/>
+        </w:numPr>
+      </w:pPr>
+      <w:r>
+        <w:rPr>
+          <w:rtl/>
+        </w:rPr>
+        <w:t xml:space="preserve">האפליקציה עוברת לדף חדש, אבל </w:t>
+      </w:r>
+      <w:r>
+        <w:rPr>
+          <w:b/>
+          <w:bCs/>
+          <w:rtl/>
+        </w:rPr>
+        <w:t>היא לוקחת איתה את ה</w:t>
+      </w:r>
+      <w:r>
+        <w:rPr>
+          <w:b/>
+          <w:bCs/>
+        </w:rPr>
+        <w:t>-ID</w:t>
+      </w:r>
+      <w:r>
+        <w:t>.</w:t>
+      </w:r>
+    </w:p>
+    <w:p>
+      <w:pPr>
+        <w:pStyle w:val="NormalWeb"/>
+        <w:numPr>
+          <w:ilvl w:val="0"/>
+          <w:numId w:val="2"/>
+        </w:numPr>
+      </w:pPr>
+      <w:r>
+        <w:rPr>
+          <w:b/>
+          <w:bCs/>
+          <w:rtl/>
+        </w:rPr>
+        <w:t>התוצאה</w:t>
+      </w:r>
+      <w:r>
+        <w:rPr>
+          <w:b/>
+          <w:bCs/>
+        </w:rPr>
+        <w:t>:</w:t>
+      </w:r>
+      <w:r>
+        <w:t xml:space="preserve"> </w:t>
+      </w:r>
+      <w:r>
+        <w:rPr>
+          <w:rtl/>
+        </w:rPr>
+        <w:t xml:space="preserve">הדפדפן מציג כתובת כמו </w:t>
+      </w:r>
+      <w:r>
+        <w:rPr>
+          <w:rStyle w:val="HTMLCode"/>
+          <w:rFonts w:eastAsiaTheme="majorEastAsia"/>
+        </w:rPr>
+        <w:t>.../appointment-fill/123</w:t>
+      </w:r>
+      <w:r>
+        <w:t>.</w:t>
+      </w:r>
+    </w:p>
+    <w:p>
+      <w:pPr>
+        <w:pStyle w:val="3"/>
+        <w:bidi w:val="0"/>
+      </w:pPr>
+      <w:r>
+        <w:lastRenderedPageBreak/>
+        <w:t xml:space="preserve">3. </w:t>
+      </w:r>
+      <w:r>
+        <w:rPr>
+          <w:rtl/>
+        </w:rPr>
+        <w:t>השלב השלישי: איסוף המידע (דף מילוי התור)</w:t>
+      </w:r>
+    </w:p>
+    <w:p>
+      <w:pPr>
+        <w:pStyle w:val="NormalWeb"/>
+      </w:pPr>
+      <w:r>
+        <w:rPr>
+          <w:rtl/>
+        </w:rPr>
+        <w:t>כאן מתרחשת התוצאה הסופית שחיפשת</w:t>
+      </w:r>
+      <w:r>
+        <w:t>:</w:t>
+      </w:r>
+    </w:p>
+    <w:p>
+      <w:pPr>
+        <w:pStyle w:val="NormalWeb"/>
+        <w:numPr>
+          <w:ilvl w:val="0"/>
+          <w:numId w:val="3"/>
+        </w:numPr>
+      </w:pPr>
+      <w:proofErr w:type="spellStart"/>
+      <w:r>
+        <w:rPr>
+          <w:rStyle w:val="HTMLCode"/>
+          <w:rFonts w:eastAsiaTheme="majorEastAsia"/>
+        </w:rPr>
+        <w:t>AppointmentFillComponent</w:t>
+      </w:r>
+      <w:proofErr w:type="spellEnd"/>
+      <w:r>
+        <w:t xml:space="preserve"> "</w:t>
+      </w:r>
+      <w:r>
+        <w:rPr>
+          <w:rtl/>
+        </w:rPr>
+        <w:t xml:space="preserve">מתעורר לחיים" ורואה שיש לו </w:t>
+      </w:r>
+      <w:r>
+        <w:rPr>
+          <w:rStyle w:val="HTMLCode"/>
+          <w:rFonts w:eastAsiaTheme="majorEastAsia"/>
+        </w:rPr>
+        <w:t>123</w:t>
+      </w:r>
+      <w:r>
+        <w:t xml:space="preserve"> </w:t>
+      </w:r>
+      <w:r>
+        <w:rPr>
+          <w:rtl/>
+        </w:rPr>
+        <w:t>בכתובת</w:t>
+      </w:r>
+      <w:r>
+        <w:t>.</w:t>
+      </w:r>
+    </w:p>
+    <w:p>
+      <w:pPr>
+        <w:pStyle w:val="NormalWeb"/>
+        <w:numPr>
+          <w:ilvl w:val="0"/>
+          <w:numId w:val="3"/>
+        </w:numPr>
+      </w:pPr>
+      <w:r>
+        <w:rPr>
+          <w:rtl/>
+        </w:rPr>
+        <w:t>הוא קורא ל</w:t>
+      </w:r>
+      <w:r>
+        <w:t>-</w:t>
+      </w:r>
+      <w:proofErr w:type="spellStart"/>
+      <w:r>
+        <w:rPr>
+          <w:rStyle w:val="HTMLCode"/>
+          <w:rFonts w:eastAsiaTheme="majorEastAsia"/>
+        </w:rPr>
+        <w:t>DoctorService</w:t>
+      </w:r>
+      <w:proofErr w:type="spellEnd"/>
+      <w:r>
+        <w:t xml:space="preserve"> </w:t>
+      </w:r>
+      <w:r>
+        <w:rPr>
+          <w:rtl/>
+        </w:rPr>
+        <w:t>(באמצעות פונקציה שאת צריכה להוסיף שם) ואומר לו: "תביא לי את כל הפרטים על תור מספר 123</w:t>
+      </w:r>
+      <w:r>
+        <w:t>".</w:t>
+      </w:r>
+    </w:p>
+    <w:p>
+      <w:pPr>
+        <w:pStyle w:val="NormalWeb"/>
+        <w:numPr>
+          <w:ilvl w:val="0"/>
+          <w:numId w:val="3"/>
+        </w:numPr>
+      </w:pPr>
+      <w:r>
+        <w:rPr>
+          <w:rtl/>
+        </w:rPr>
+        <w:t>השרת שולח את פרטי המטופל (שם, מה הבעיה, תאריך)</w:t>
+      </w:r>
+      <w:r>
+        <w:t>.</w:t>
+      </w:r>
+    </w:p>
+    <w:p>
+      <w:pPr>
+        <w:pStyle w:val="NormalWeb"/>
+        <w:numPr>
+          <w:ilvl w:val="0"/>
+          <w:numId w:val="3"/>
+        </w:numPr>
+      </w:pPr>
+      <w:r>
+        <w:rPr>
+          <w:b/>
+          <w:bCs/>
+          <w:rtl/>
+        </w:rPr>
+        <w:t>התוצאה</w:t>
+      </w:r>
+      <w:r>
+        <w:rPr>
+          <w:b/>
+          <w:bCs/>
+        </w:rPr>
+        <w:t>:</w:t>
+      </w:r>
+      <w:r>
+        <w:t xml:space="preserve"> </w:t>
+      </w:r>
+      <w:r>
+        <w:rPr>
+          <w:rtl/>
+        </w:rPr>
+        <w:t>הדף מתמלא במידע האמיתי של המטופל, והרופא יכול להתחיל לעבוד</w:t>
+      </w:r>
+      <w:r>
+        <w:t>.</w:t>
+      </w:r>
+    </w:p>
+    <w:p>
+      <w:pPr>
+        <w:pStyle w:val="3"/>
+        <w:bidi w:val="0"/>
+      </w:pPr>
+      <w:r>
+        <w:t xml:space="preserve">2. </w:t>
+      </w:r>
+      <w:r>
+        <w:rPr>
+          <w:rtl/>
+        </w:rPr>
+        <w:t>למה היה צריך להוסיף את זה (הפתרון)</w:t>
+      </w:r>
+    </w:p>
+    <w:p>
+      <w:pPr>
+        <w:pStyle w:val="NormalWeb"/>
+      </w:pPr>
+      <w:r>
+        <w:rPr>
+          <w:rtl/>
+        </w:rPr>
+        <w:t xml:space="preserve">הוספת את המתודה </w:t>
+      </w:r>
+      <w:proofErr w:type="spellStart"/>
+      <w:r>
+        <w:rPr>
+          <w:rStyle w:val="HTMLCode"/>
+          <w:rFonts w:eastAsiaTheme="majorEastAsia"/>
+        </w:rPr>
+        <w:t>GetAppointmentById</w:t>
+      </w:r>
+      <w:proofErr w:type="spellEnd"/>
+      <w:r>
+        <w:t xml:space="preserve"> </w:t>
+      </w:r>
+      <w:r>
+        <w:rPr>
+          <w:rtl/>
+        </w:rPr>
+        <w:t xml:space="preserve">כדי </w:t>
+      </w:r>
+      <w:r>
+        <w:rPr>
+          <w:b/>
+          <w:bCs/>
+          <w:rtl/>
+        </w:rPr>
+        <w:t>לפתוח ערוץ תקשורת ספציפי</w:t>
+      </w:r>
+      <w:r>
+        <w:t>:</w:t>
+      </w:r>
+    </w:p>
+    <w:p>
+      <w:pPr>
+        <w:pStyle w:val="NormalWeb"/>
+        <w:numPr>
+          <w:ilvl w:val="0"/>
+          <w:numId w:val="4"/>
+        </w:numPr>
+      </w:pPr>
+      <w:r>
+        <w:rPr>
+          <w:b/>
+          <w:bCs/>
+          <w:rtl/>
+        </w:rPr>
+        <w:t>ייעול</w:t>
+      </w:r>
+      <w:r>
+        <w:rPr>
+          <w:b/>
+          <w:bCs/>
+        </w:rPr>
+        <w:t>:</w:t>
+      </w:r>
+      <w:r>
+        <w:t xml:space="preserve"> </w:t>
+      </w:r>
+      <w:r>
+        <w:rPr>
+          <w:rtl/>
+        </w:rPr>
+        <w:t xml:space="preserve">במקום שהשרת יחזיר לך את </w:t>
+      </w:r>
+      <w:r>
+        <w:rPr>
+          <w:i/>
+          <w:iCs/>
+          <w:rtl/>
+        </w:rPr>
+        <w:t>כל</w:t>
+      </w:r>
+      <w:r>
+        <w:rPr>
+          <w:rtl/>
+        </w:rPr>
+        <w:t xml:space="preserve"> התורים של הרופא ואז </w:t>
+      </w:r>
+      <w:proofErr w:type="spellStart"/>
+      <w:r>
+        <w:rPr>
+          <w:rtl/>
+        </w:rPr>
+        <w:t>האנגולר</w:t>
+      </w:r>
+      <w:proofErr w:type="spellEnd"/>
+      <w:r>
+        <w:rPr>
+          <w:rtl/>
+        </w:rPr>
+        <w:t xml:space="preserve"> יצטרך לחפש בתוכם את ה-123 (שזה איטי ומסורבל), עכשיו השרת ניגש ישירות לבסיס הנתונים ושולף </w:t>
+      </w:r>
+      <w:r>
+        <w:rPr>
+          <w:b/>
+          <w:bCs/>
+          <w:rtl/>
+        </w:rPr>
+        <w:t>רק את השורה שאת צריכה</w:t>
+      </w:r>
+      <w:r>
+        <w:t>.</w:t>
+      </w:r>
+    </w:p>
+    <w:p>
+      <w:pPr>
+        <w:pStyle w:val="NormalWeb"/>
+        <w:numPr>
+          <w:ilvl w:val="0"/>
+          <w:numId w:val="4"/>
+        </w:numPr>
+      </w:pPr>
+      <w:r>
+        <w:rPr>
+          <w:b/>
+          <w:bCs/>
+          <w:rtl/>
+        </w:rPr>
+        <w:t>דיוק</w:t>
+      </w:r>
+      <w:r>
+        <w:rPr>
+          <w:b/>
+          <w:bCs/>
+        </w:rPr>
+        <w:t>:</w:t>
+      </w:r>
+      <w:r>
+        <w:t xml:space="preserve"> </w:t>
+      </w:r>
+      <w:r>
+        <w:rPr>
+          <w:rtl/>
+        </w:rPr>
+        <w:t>את מוודאת שהדף למילוי תורים מקבל בדיוק את המידע הנכון (שם הלקוח, הטיפול וכו') בלי לערבב מידע מתורים אחרים</w:t>
+      </w:r>
+      <w:r>
+        <w:t>.</w:t>
+      </w:r>
+    </w:p>
+    <w:p>
+      <w:pPr>
+        <w:pStyle w:val="NormalWeb"/>
+        <w:numPr>
+          <w:ilvl w:val="0"/>
+          <w:numId w:val="4"/>
+        </w:numPr>
+      </w:pPr>
+      <w:r>
+        <w:rPr>
+          <w:b/>
+          <w:bCs/>
+          <w:rtl/>
+        </w:rPr>
+        <w:t>השלמת הניתוב</w:t>
+      </w:r>
+      <w:r>
+        <w:rPr>
+          <w:b/>
+          <w:bCs/>
+        </w:rPr>
+        <w:t>:</w:t>
+      </w:r>
+      <w:r>
+        <w:t xml:space="preserve"> </w:t>
+      </w:r>
+      <w:r>
+        <w:rPr>
+          <w:rtl/>
+        </w:rPr>
+        <w:t xml:space="preserve">מכיוון שיצרנו ניווט שמעביר </w:t>
+      </w:r>
+      <w:r>
+        <w:rPr>
+          <w:rStyle w:val="HTMLCode"/>
+          <w:rFonts w:eastAsiaTheme="majorEastAsia"/>
+        </w:rPr>
+        <w:t>id</w:t>
+      </w:r>
+      <w:r>
+        <w:t xml:space="preserve"> </w:t>
+      </w:r>
+      <w:r>
+        <w:rPr>
+          <w:rtl/>
+        </w:rPr>
+        <w:t>בכתובת</w:t>
+      </w:r>
+      <w:r>
+        <w:t xml:space="preserve"> (URL), </w:t>
+      </w:r>
+      <w:r>
+        <w:rPr>
+          <w:rtl/>
+        </w:rPr>
+        <w:t>השרת חייב לדעת לקבל את ה</w:t>
+      </w:r>
+      <w:r>
+        <w:t>-</w:t>
+      </w:r>
+      <w:r>
+        <w:rPr>
+          <w:rStyle w:val="HTMLCode"/>
+          <w:rFonts w:eastAsiaTheme="majorEastAsia"/>
+        </w:rPr>
+        <w:t>id</w:t>
+      </w:r>
+      <w:r>
+        <w:t xml:space="preserve"> </w:t>
+      </w:r>
+      <w:r>
+        <w:rPr>
+          <w:rtl/>
+        </w:rPr>
+        <w:t>הזה ולפענח אותו</w:t>
+      </w:r>
+      <w:r>
+        <w:t>.</w:t>
+      </w:r>
+    </w:p>
+    <w:p/>
     <w:sectPr>
       <w:pgSz w:w="11906" w:h="16838"/>
       <w:pgMar w:top="1440" w:right="1800" w:bottom="1440" w:left="1800" w:header="708" w:footer="708" w:gutter="0"/>
@@ -487,6 +1264,619 @@
     </w:sectPr>
   </w:body>
 </w:document>
+</file>
+
+<file path=word/numbering.xml><?xml version="1.0" encoding="utf-8"?>
+<w:numbering xmlns:wpc="http://schemas.microsoft.com/office/word/2010/wordprocessingCanvas" xmlns:cx="http://schemas.microsoft.com/office/drawing/2014/chartex" xmlns:cx1="http://schemas.microsoft.com/office/drawing/2015/9/8/chartex" xmlns:cx2="http://schemas.microsoft.com/office/drawing/2015/10/21/chartex" xmlns:cx3="http://schemas.microsoft.com/office/drawing/2016/5/9/chartex" xmlns:cx4="http://schemas.microsoft.com/office/drawing/2016/5/10/chartex" xmlns:cx5="http://schemas.microsoft.com/office/drawing/2016/5/11/chartex" xmlns:cx6="http://schemas.microsoft.com/office/drawing/2016/5/12/chartex" xmlns:cx7="http://schemas.microsoft.com/office/drawing/2016/5/13/chartex" xmlns:cx8="http://schemas.microsoft.com/office/drawing/2016/5/14/chartex" xmlns:mc="http://schemas.openxmlformats.org/markup-compatibility/2006" xmlns:aink="http://schemas.microsoft.com/office/drawing/2016/ink" xmlns:am3d="http://schemas.microsoft.com/office/drawing/2017/model3d" xmlns:o="urn:schemas-microsoft-com:office:office" xmlns:oel="http://schemas.microsoft.com/office/2019/extlst" xmlns:r="http://schemas.openxmlformats.org/officeDocument/2006/relationships" xmlns:m="http://schemas.openxmlformats.org/officeDocument/2006/math" xmlns:v="urn:schemas-microsoft-com:vml" xmlns:wp14="http://schemas.microsoft.com/office/word/2010/wordprocessingDrawing" xmlns:wp="http://schemas.openxmlformats.org/drawingml/2006/wordprocessingDrawing" xmlns:w10="urn:schemas-microsoft-com:office:word" xmlns:w="http://schemas.openxmlformats.org/wordprocessingml/2006/main" xmlns:w14="http://schemas.microsoft.com/office/word/2010/wordml" xmlns:w15="http://schemas.microsoft.com/office/word/2012/wordml" xmlns:w16cex="http://schemas.microsoft.com/office/word/2018/wordml/cex" xmlns:w16cid="http://schemas.microsoft.com/office/word/2016/wordml/cid" xmlns:w16="http://schemas.microsoft.com/office/word/2018/wordml" xmlns:w16du="http://schemas.microsoft.com/office/word/2023/wordml/word16du" xmlns:w16sdtdh="http://schemas.microsoft.com/office/word/2020/wordml/sdtdatahash" xmlns:w16se="http://schemas.microsoft.com/office/word/2015/wordml/symex" xmlns:wpg="http://schemas.microsoft.com/office/word/2010/wordprocessingGroup" xmlns:wpi="http://schemas.microsoft.com/office/word/2010/wordprocessingInk" xmlns:wne="http://schemas.microsoft.com/office/word/2006/wordml" xmlns:wps="http://schemas.microsoft.com/office/word/2010/wordprocessingShape" mc:Ignorable="w14 w15 w16se w16cid w16 w16cex w16sdtdh wp14">
+  <w:abstractNum w:abstractNumId="0" w15:restartNumberingAfterBreak="0">
+    <w:nsid w:val="06494721"/>
+    <w:multiLevelType w:val="multilevel"/>
+    <w:tmpl w:val="DC2052C6"/>
+    <w:lvl w:ilvl="0">
+      <w:start w:val="1"/>
+      <w:numFmt w:val="bullet"/>
+      <w:lvlText w:val=""/>
+      <w:lvlJc w:val="left"/>
+      <w:pPr>
+        <w:tabs>
+          <w:tab w:val="num" w:pos="720"/>
+        </w:tabs>
+        <w:ind w:left="720" w:hanging="360"/>
+      </w:pPr>
+      <w:rPr>
+        <w:rFonts w:ascii="Symbol" w:hAnsi="Symbol" w:hint="default"/>
+        <w:sz w:val="20"/>
+      </w:rPr>
+    </w:lvl>
+    <w:lvl w:ilvl="1" w:tentative="1">
+      <w:start w:val="1"/>
+      <w:numFmt w:val="bullet"/>
+      <w:lvlText w:val="o"/>
+      <w:lvlJc w:val="left"/>
+      <w:pPr>
+        <w:tabs>
+          <w:tab w:val="num" w:pos="1440"/>
+        </w:tabs>
+        <w:ind w:left="1440" w:hanging="360"/>
+      </w:pPr>
+      <w:rPr>
+        <w:rFonts w:ascii="Courier New" w:hAnsi="Courier New" w:hint="default"/>
+        <w:sz w:val="20"/>
+      </w:rPr>
+    </w:lvl>
+    <w:lvl w:ilvl="2" w:tentative="1">
+      <w:start w:val="1"/>
+      <w:numFmt w:val="bullet"/>
+      <w:lvlText w:val=""/>
+      <w:lvlJc w:val="left"/>
+      <w:pPr>
+        <w:tabs>
+          <w:tab w:val="num" w:pos="2160"/>
+        </w:tabs>
+        <w:ind w:left="2160" w:hanging="360"/>
+      </w:pPr>
+      <w:rPr>
+        <w:rFonts w:ascii="Wingdings" w:hAnsi="Wingdings" w:hint="default"/>
+        <w:sz w:val="20"/>
+      </w:rPr>
+    </w:lvl>
+    <w:lvl w:ilvl="3" w:tentative="1">
+      <w:start w:val="1"/>
+      <w:numFmt w:val="bullet"/>
+      <w:lvlText w:val=""/>
+      <w:lvlJc w:val="left"/>
+      <w:pPr>
+        <w:tabs>
+          <w:tab w:val="num" w:pos="2880"/>
+        </w:tabs>
+        <w:ind w:left="2880" w:hanging="360"/>
+      </w:pPr>
+      <w:rPr>
+        <w:rFonts w:ascii="Wingdings" w:hAnsi="Wingdings" w:hint="default"/>
+        <w:sz w:val="20"/>
+      </w:rPr>
+    </w:lvl>
+    <w:lvl w:ilvl="4" w:tentative="1">
+      <w:start w:val="1"/>
+      <w:numFmt w:val="bullet"/>
+      <w:lvlText w:val=""/>
+      <w:lvlJc w:val="left"/>
+      <w:pPr>
+        <w:tabs>
+          <w:tab w:val="num" w:pos="3600"/>
+        </w:tabs>
+        <w:ind w:left="3600" w:hanging="360"/>
+      </w:pPr>
+      <w:rPr>
+        <w:rFonts w:ascii="Wingdings" w:hAnsi="Wingdings" w:hint="default"/>
+        <w:sz w:val="20"/>
+      </w:rPr>
+    </w:lvl>
+    <w:lvl w:ilvl="5" w:tentative="1">
+      <w:start w:val="1"/>
+      <w:numFmt w:val="bullet"/>
+      <w:lvlText w:val=""/>
+      <w:lvlJc w:val="left"/>
+      <w:pPr>
+        <w:tabs>
+          <w:tab w:val="num" w:pos="4320"/>
+        </w:tabs>
+        <w:ind w:left="4320" w:hanging="360"/>
+      </w:pPr>
+      <w:rPr>
+        <w:rFonts w:ascii="Wingdings" w:hAnsi="Wingdings" w:hint="default"/>
+        <w:sz w:val="20"/>
+      </w:rPr>
+    </w:lvl>
+    <w:lvl w:ilvl="6" w:tentative="1">
+      <w:start w:val="1"/>
+      <w:numFmt w:val="bullet"/>
+      <w:lvlText w:val=""/>
+      <w:lvlJc w:val="left"/>
+      <w:pPr>
+        <w:tabs>
+          <w:tab w:val="num" w:pos="5040"/>
+        </w:tabs>
+        <w:ind w:left="5040" w:hanging="360"/>
+      </w:pPr>
+      <w:rPr>
+        <w:rFonts w:ascii="Wingdings" w:hAnsi="Wingdings" w:hint="default"/>
+        <w:sz w:val="20"/>
+      </w:rPr>
+    </w:lvl>
+    <w:lvl w:ilvl="7" w:tentative="1">
+      <w:start w:val="1"/>
+      <w:numFmt w:val="bullet"/>
+      <w:lvlText w:val=""/>
+      <w:lvlJc w:val="left"/>
+      <w:pPr>
+        <w:tabs>
+          <w:tab w:val="num" w:pos="5760"/>
+        </w:tabs>
+        <w:ind w:left="5760" w:hanging="360"/>
+      </w:pPr>
+      <w:rPr>
+        <w:rFonts w:ascii="Wingdings" w:hAnsi="Wingdings" w:hint="default"/>
+        <w:sz w:val="20"/>
+      </w:rPr>
+    </w:lvl>
+    <w:lvl w:ilvl="8" w:tentative="1">
+      <w:start w:val="1"/>
+      <w:numFmt w:val="bullet"/>
+      <w:lvlText w:val=""/>
+      <w:lvlJc w:val="left"/>
+      <w:pPr>
+        <w:tabs>
+          <w:tab w:val="num" w:pos="6480"/>
+        </w:tabs>
+        <w:ind w:left="6480" w:hanging="360"/>
+      </w:pPr>
+      <w:rPr>
+        <w:rFonts w:ascii="Wingdings" w:hAnsi="Wingdings" w:hint="default"/>
+        <w:sz w:val="20"/>
+      </w:rPr>
+    </w:lvl>
+  </w:abstractNum>
+  <w:abstractNum w:abstractNumId="1" w15:restartNumberingAfterBreak="0">
+    <w:nsid w:val="066F7D01"/>
+    <w:multiLevelType w:val="multilevel"/>
+    <w:tmpl w:val="A65812FC"/>
+    <w:lvl w:ilvl="0">
+      <w:start w:val="1"/>
+      <w:numFmt w:val="bullet"/>
+      <w:lvlText w:val=""/>
+      <w:lvlJc w:val="left"/>
+      <w:pPr>
+        <w:tabs>
+          <w:tab w:val="num" w:pos="720"/>
+        </w:tabs>
+        <w:ind w:left="720" w:hanging="360"/>
+      </w:pPr>
+      <w:rPr>
+        <w:rFonts w:ascii="Symbol" w:hAnsi="Symbol" w:hint="default"/>
+        <w:sz w:val="20"/>
+      </w:rPr>
+    </w:lvl>
+    <w:lvl w:ilvl="1" w:tentative="1">
+      <w:start w:val="1"/>
+      <w:numFmt w:val="bullet"/>
+      <w:lvlText w:val="o"/>
+      <w:lvlJc w:val="left"/>
+      <w:pPr>
+        <w:tabs>
+          <w:tab w:val="num" w:pos="1440"/>
+        </w:tabs>
+        <w:ind w:left="1440" w:hanging="360"/>
+      </w:pPr>
+      <w:rPr>
+        <w:rFonts w:ascii="Courier New" w:hAnsi="Courier New" w:hint="default"/>
+        <w:sz w:val="20"/>
+      </w:rPr>
+    </w:lvl>
+    <w:lvl w:ilvl="2" w:tentative="1">
+      <w:start w:val="1"/>
+      <w:numFmt w:val="bullet"/>
+      <w:lvlText w:val=""/>
+      <w:lvlJc w:val="left"/>
+      <w:pPr>
+        <w:tabs>
+          <w:tab w:val="num" w:pos="2160"/>
+        </w:tabs>
+        <w:ind w:left="2160" w:hanging="360"/>
+      </w:pPr>
+      <w:rPr>
+        <w:rFonts w:ascii="Wingdings" w:hAnsi="Wingdings" w:hint="default"/>
+        <w:sz w:val="20"/>
+      </w:rPr>
+    </w:lvl>
+    <w:lvl w:ilvl="3" w:tentative="1">
+      <w:start w:val="1"/>
+      <w:numFmt w:val="bullet"/>
+      <w:lvlText w:val=""/>
+      <w:lvlJc w:val="left"/>
+      <w:pPr>
+        <w:tabs>
+          <w:tab w:val="num" w:pos="2880"/>
+        </w:tabs>
+        <w:ind w:left="2880" w:hanging="360"/>
+      </w:pPr>
+      <w:rPr>
+        <w:rFonts w:ascii="Wingdings" w:hAnsi="Wingdings" w:hint="default"/>
+        <w:sz w:val="20"/>
+      </w:rPr>
+    </w:lvl>
+    <w:lvl w:ilvl="4" w:tentative="1">
+      <w:start w:val="1"/>
+      <w:numFmt w:val="bullet"/>
+      <w:lvlText w:val=""/>
+      <w:lvlJc w:val="left"/>
+      <w:pPr>
+        <w:tabs>
+          <w:tab w:val="num" w:pos="3600"/>
+        </w:tabs>
+        <w:ind w:left="3600" w:hanging="360"/>
+      </w:pPr>
+      <w:rPr>
+        <w:rFonts w:ascii="Wingdings" w:hAnsi="Wingdings" w:hint="default"/>
+        <w:sz w:val="20"/>
+      </w:rPr>
+    </w:lvl>
+    <w:lvl w:ilvl="5" w:tentative="1">
+      <w:start w:val="1"/>
+      <w:numFmt w:val="bullet"/>
+      <w:lvlText w:val=""/>
+      <w:lvlJc w:val="left"/>
+      <w:pPr>
+        <w:tabs>
+          <w:tab w:val="num" w:pos="4320"/>
+        </w:tabs>
+        <w:ind w:left="4320" w:hanging="360"/>
+      </w:pPr>
+      <w:rPr>
+        <w:rFonts w:ascii="Wingdings" w:hAnsi="Wingdings" w:hint="default"/>
+        <w:sz w:val="20"/>
+      </w:rPr>
+    </w:lvl>
+    <w:lvl w:ilvl="6" w:tentative="1">
+      <w:start w:val="1"/>
+      <w:numFmt w:val="bullet"/>
+      <w:lvlText w:val=""/>
+      <w:lvlJc w:val="left"/>
+      <w:pPr>
+        <w:tabs>
+          <w:tab w:val="num" w:pos="5040"/>
+        </w:tabs>
+        <w:ind w:left="5040" w:hanging="360"/>
+      </w:pPr>
+      <w:rPr>
+        <w:rFonts w:ascii="Wingdings" w:hAnsi="Wingdings" w:hint="default"/>
+        <w:sz w:val="20"/>
+      </w:rPr>
+    </w:lvl>
+    <w:lvl w:ilvl="7" w:tentative="1">
+      <w:start w:val="1"/>
+      <w:numFmt w:val="bullet"/>
+      <w:lvlText w:val=""/>
+      <w:lvlJc w:val="left"/>
+      <w:pPr>
+        <w:tabs>
+          <w:tab w:val="num" w:pos="5760"/>
+        </w:tabs>
+        <w:ind w:left="5760" w:hanging="360"/>
+      </w:pPr>
+      <w:rPr>
+        <w:rFonts w:ascii="Wingdings" w:hAnsi="Wingdings" w:hint="default"/>
+        <w:sz w:val="20"/>
+      </w:rPr>
+    </w:lvl>
+    <w:lvl w:ilvl="8" w:tentative="1">
+      <w:start w:val="1"/>
+      <w:numFmt w:val="bullet"/>
+      <w:lvlText w:val=""/>
+      <w:lvlJc w:val="left"/>
+      <w:pPr>
+        <w:tabs>
+          <w:tab w:val="num" w:pos="6480"/>
+        </w:tabs>
+        <w:ind w:left="6480" w:hanging="360"/>
+      </w:pPr>
+      <w:rPr>
+        <w:rFonts w:ascii="Wingdings" w:hAnsi="Wingdings" w:hint="default"/>
+        <w:sz w:val="20"/>
+      </w:rPr>
+    </w:lvl>
+  </w:abstractNum>
+  <w:abstractNum w:abstractNumId="2" w15:restartNumberingAfterBreak="0">
+    <w:nsid w:val="0CBB136D"/>
+    <w:multiLevelType w:val="multilevel"/>
+    <w:tmpl w:val="DC60D21E"/>
+    <w:lvl w:ilvl="0">
+      <w:start w:val="1"/>
+      <w:numFmt w:val="bullet"/>
+      <w:lvlText w:val=""/>
+      <w:lvlJc w:val="left"/>
+      <w:pPr>
+        <w:tabs>
+          <w:tab w:val="num" w:pos="720"/>
+        </w:tabs>
+        <w:ind w:left="720" w:hanging="360"/>
+      </w:pPr>
+      <w:rPr>
+        <w:rFonts w:ascii="Symbol" w:hAnsi="Symbol" w:hint="default"/>
+        <w:sz w:val="20"/>
+      </w:rPr>
+    </w:lvl>
+    <w:lvl w:ilvl="1" w:tentative="1">
+      <w:start w:val="1"/>
+      <w:numFmt w:val="bullet"/>
+      <w:lvlText w:val="o"/>
+      <w:lvlJc w:val="left"/>
+      <w:pPr>
+        <w:tabs>
+          <w:tab w:val="num" w:pos="1440"/>
+        </w:tabs>
+        <w:ind w:left="1440" w:hanging="360"/>
+      </w:pPr>
+      <w:rPr>
+        <w:rFonts w:ascii="Courier New" w:hAnsi="Courier New" w:hint="default"/>
+        <w:sz w:val="20"/>
+      </w:rPr>
+    </w:lvl>
+    <w:lvl w:ilvl="2" w:tentative="1">
+      <w:start w:val="1"/>
+      <w:numFmt w:val="bullet"/>
+      <w:lvlText w:val=""/>
+      <w:lvlJc w:val="left"/>
+      <w:pPr>
+        <w:tabs>
+          <w:tab w:val="num" w:pos="2160"/>
+        </w:tabs>
+        <w:ind w:left="2160" w:hanging="360"/>
+      </w:pPr>
+      <w:rPr>
+        <w:rFonts w:ascii="Wingdings" w:hAnsi="Wingdings" w:hint="default"/>
+        <w:sz w:val="20"/>
+      </w:rPr>
+    </w:lvl>
+    <w:lvl w:ilvl="3" w:tentative="1">
+      <w:start w:val="1"/>
+      <w:numFmt w:val="bullet"/>
+      <w:lvlText w:val=""/>
+      <w:lvlJc w:val="left"/>
+      <w:pPr>
+        <w:tabs>
+          <w:tab w:val="num" w:pos="2880"/>
+        </w:tabs>
+        <w:ind w:left="2880" w:hanging="360"/>
+      </w:pPr>
+      <w:rPr>
+        <w:rFonts w:ascii="Wingdings" w:hAnsi="Wingdings" w:hint="default"/>
+        <w:sz w:val="20"/>
+      </w:rPr>
+    </w:lvl>
+    <w:lvl w:ilvl="4" w:tentative="1">
+      <w:start w:val="1"/>
+      <w:numFmt w:val="bullet"/>
+      <w:lvlText w:val=""/>
+      <w:lvlJc w:val="left"/>
+      <w:pPr>
+        <w:tabs>
+          <w:tab w:val="num" w:pos="3600"/>
+        </w:tabs>
+        <w:ind w:left="3600" w:hanging="360"/>
+      </w:pPr>
+      <w:rPr>
+        <w:rFonts w:ascii="Wingdings" w:hAnsi="Wingdings" w:hint="default"/>
+        <w:sz w:val="20"/>
+      </w:rPr>
+    </w:lvl>
+    <w:lvl w:ilvl="5" w:tentative="1">
+      <w:start w:val="1"/>
+      <w:numFmt w:val="bullet"/>
+      <w:lvlText w:val=""/>
+      <w:lvlJc w:val="left"/>
+      <w:pPr>
+        <w:tabs>
+          <w:tab w:val="num" w:pos="4320"/>
+        </w:tabs>
+        <w:ind w:left="4320" w:hanging="360"/>
+      </w:pPr>
+      <w:rPr>
+        <w:rFonts w:ascii="Wingdings" w:hAnsi="Wingdings" w:hint="default"/>
+        <w:sz w:val="20"/>
+      </w:rPr>
+    </w:lvl>
+    <w:lvl w:ilvl="6" w:tentative="1">
+      <w:start w:val="1"/>
+      <w:numFmt w:val="bullet"/>
+      <w:lvlText w:val=""/>
+      <w:lvlJc w:val="left"/>
+      <w:pPr>
+        <w:tabs>
+          <w:tab w:val="num" w:pos="5040"/>
+        </w:tabs>
+        <w:ind w:left="5040" w:hanging="360"/>
+      </w:pPr>
+      <w:rPr>
+        <w:rFonts w:ascii="Wingdings" w:hAnsi="Wingdings" w:hint="default"/>
+        <w:sz w:val="20"/>
+      </w:rPr>
+    </w:lvl>
+    <w:lvl w:ilvl="7" w:tentative="1">
+      <w:start w:val="1"/>
+      <w:numFmt w:val="bullet"/>
+      <w:lvlText w:val=""/>
+      <w:lvlJc w:val="left"/>
+      <w:pPr>
+        <w:tabs>
+          <w:tab w:val="num" w:pos="5760"/>
+        </w:tabs>
+        <w:ind w:left="5760" w:hanging="360"/>
+      </w:pPr>
+      <w:rPr>
+        <w:rFonts w:ascii="Wingdings" w:hAnsi="Wingdings" w:hint="default"/>
+        <w:sz w:val="20"/>
+      </w:rPr>
+    </w:lvl>
+    <w:lvl w:ilvl="8" w:tentative="1">
+      <w:start w:val="1"/>
+      <w:numFmt w:val="bullet"/>
+      <w:lvlText w:val=""/>
+      <w:lvlJc w:val="left"/>
+      <w:pPr>
+        <w:tabs>
+          <w:tab w:val="num" w:pos="6480"/>
+        </w:tabs>
+        <w:ind w:left="6480" w:hanging="360"/>
+      </w:pPr>
+      <w:rPr>
+        <w:rFonts w:ascii="Wingdings" w:hAnsi="Wingdings" w:hint="default"/>
+        <w:sz w:val="20"/>
+      </w:rPr>
+    </w:lvl>
+  </w:abstractNum>
+  <w:abstractNum w:abstractNumId="3" w15:restartNumberingAfterBreak="0">
+    <w:nsid w:val="5F5F0EDA"/>
+    <w:multiLevelType w:val="multilevel"/>
+    <w:tmpl w:val="F462FA42"/>
+    <w:lvl w:ilvl="0">
+      <w:start w:val="1"/>
+      <w:numFmt w:val="bullet"/>
+      <w:lvlText w:val=""/>
+      <w:lvlJc w:val="left"/>
+      <w:pPr>
+        <w:tabs>
+          <w:tab w:val="num" w:pos="720"/>
+        </w:tabs>
+        <w:ind w:left="720" w:hanging="360"/>
+      </w:pPr>
+      <w:rPr>
+        <w:rFonts w:ascii="Symbol" w:hAnsi="Symbol" w:hint="default"/>
+        <w:sz w:val="20"/>
+      </w:rPr>
+    </w:lvl>
+    <w:lvl w:ilvl="1" w:tentative="1">
+      <w:start w:val="1"/>
+      <w:numFmt w:val="bullet"/>
+      <w:lvlText w:val="o"/>
+      <w:lvlJc w:val="left"/>
+      <w:pPr>
+        <w:tabs>
+          <w:tab w:val="num" w:pos="1440"/>
+        </w:tabs>
+        <w:ind w:left="1440" w:hanging="360"/>
+      </w:pPr>
+      <w:rPr>
+        <w:rFonts w:ascii="Courier New" w:hAnsi="Courier New" w:hint="default"/>
+        <w:sz w:val="20"/>
+      </w:rPr>
+    </w:lvl>
+    <w:lvl w:ilvl="2" w:tentative="1">
+      <w:start w:val="1"/>
+      <w:numFmt w:val="bullet"/>
+      <w:lvlText w:val=""/>
+      <w:lvlJc w:val="left"/>
+      <w:pPr>
+        <w:tabs>
+          <w:tab w:val="num" w:pos="2160"/>
+        </w:tabs>
+        <w:ind w:left="2160" w:hanging="360"/>
+      </w:pPr>
+      <w:rPr>
+        <w:rFonts w:ascii="Wingdings" w:hAnsi="Wingdings" w:hint="default"/>
+        <w:sz w:val="20"/>
+      </w:rPr>
+    </w:lvl>
+    <w:lvl w:ilvl="3" w:tentative="1">
+      <w:start w:val="1"/>
+      <w:numFmt w:val="bullet"/>
+      <w:lvlText w:val=""/>
+      <w:lvlJc w:val="left"/>
+      <w:pPr>
+        <w:tabs>
+          <w:tab w:val="num" w:pos="2880"/>
+        </w:tabs>
+        <w:ind w:left="2880" w:hanging="360"/>
+      </w:pPr>
+      <w:rPr>
+        <w:rFonts w:ascii="Wingdings" w:hAnsi="Wingdings" w:hint="default"/>
+        <w:sz w:val="20"/>
+      </w:rPr>
+    </w:lvl>
+    <w:lvl w:ilvl="4" w:tentative="1">
+      <w:start w:val="1"/>
+      <w:numFmt w:val="bullet"/>
+      <w:lvlText w:val=""/>
+      <w:lvlJc w:val="left"/>
+      <w:pPr>
+        <w:tabs>
+          <w:tab w:val="num" w:pos="3600"/>
+        </w:tabs>
+        <w:ind w:left="3600" w:hanging="360"/>
+      </w:pPr>
+      <w:rPr>
+        <w:rFonts w:ascii="Wingdings" w:hAnsi="Wingdings" w:hint="default"/>
+        <w:sz w:val="20"/>
+      </w:rPr>
+    </w:lvl>
+    <w:lvl w:ilvl="5" w:tentative="1">
+      <w:start w:val="1"/>
+      <w:numFmt w:val="bullet"/>
+      <w:lvlText w:val=""/>
+      <w:lvlJc w:val="left"/>
+      <w:pPr>
+        <w:tabs>
+          <w:tab w:val="num" w:pos="4320"/>
+        </w:tabs>
+        <w:ind w:left="4320" w:hanging="360"/>
+      </w:pPr>
+      <w:rPr>
+        <w:rFonts w:ascii="Wingdings" w:hAnsi="Wingdings" w:hint="default"/>
+        <w:sz w:val="20"/>
+      </w:rPr>
+    </w:lvl>
+    <w:lvl w:ilvl="6" w:tentative="1">
+      <w:start w:val="1"/>
+      <w:numFmt w:val="bullet"/>
+      <w:lvlText w:val=""/>
+      <w:lvlJc w:val="left"/>
+      <w:pPr>
+        <w:tabs>
+          <w:tab w:val="num" w:pos="5040"/>
+        </w:tabs>
+        <w:ind w:left="5040" w:hanging="360"/>
+      </w:pPr>
+      <w:rPr>
+        <w:rFonts w:ascii="Wingdings" w:hAnsi="Wingdings" w:hint="default"/>
+        <w:sz w:val="20"/>
+      </w:rPr>
+    </w:lvl>
+    <w:lvl w:ilvl="7" w:tentative="1">
+      <w:start w:val="1"/>
+      <w:numFmt w:val="bullet"/>
+      <w:lvlText w:val=""/>
+      <w:lvlJc w:val="left"/>
+      <w:pPr>
+        <w:tabs>
+          <w:tab w:val="num" w:pos="5760"/>
+        </w:tabs>
+        <w:ind w:left="5760" w:hanging="360"/>
+      </w:pPr>
+      <w:rPr>
+        <w:rFonts w:ascii="Wingdings" w:hAnsi="Wingdings" w:hint="default"/>
+        <w:sz w:val="20"/>
+      </w:rPr>
+    </w:lvl>
+    <w:lvl w:ilvl="8" w:tentative="1">
+      <w:start w:val="1"/>
+      <w:numFmt w:val="bullet"/>
+      <w:lvlText w:val=""/>
+      <w:lvlJc w:val="left"/>
+      <w:pPr>
+        <w:tabs>
+          <w:tab w:val="num" w:pos="6480"/>
+        </w:tabs>
+        <w:ind w:left="6480" w:hanging="360"/>
+      </w:pPr>
+      <w:rPr>
+        <w:rFonts w:ascii="Wingdings" w:hAnsi="Wingdings" w:hint="default"/>
+        <w:sz w:val="20"/>
+      </w:rPr>
+    </w:lvl>
+  </w:abstractNum>
+  <w:num w:numId="1" w16cid:durableId="1200170277">
+    <w:abstractNumId w:val="3"/>
+  </w:num>
+  <w:num w:numId="2" w16cid:durableId="976567346">
+    <w:abstractNumId w:val="2"/>
+  </w:num>
+  <w:num w:numId="3" w16cid:durableId="176578521">
+    <w:abstractNumId w:val="1"/>
+  </w:num>
+  <w:num w:numId="4" w16cid:durableId="804662359">
+    <w:abstractNumId w:val="0"/>
+  </w:num>
+</w:numbering>
 </file>
 
 <file path=word/styles.xml><?xml version="1.0" encoding="utf-8"?>
@@ -1409,6 +2799,36 @@
       <w:spacing w:val="5"/>
     </w:rPr>
   </w:style>
+  <w:style w:type="paragraph" w:styleId="NormalWeb">
+    <w:name w:val="Normal (Web)"/>
+    <w:basedOn w:val="a"/>
+    <w:uiPriority w:val="99"/>
+    <w:semiHidden/>
+    <w:unhideWhenUsed/>
+    <w:rsid w:val="00021348"/>
+    <w:pPr>
+      <w:bidi w:val="0"/>
+      <w:spacing w:before="100" w:beforeAutospacing="1" w:after="100" w:afterAutospacing="1" w:line="240" w:lineRule="auto"/>
+    </w:pPr>
+    <w:rPr>
+      <w:rFonts w:ascii="Times New Roman" w:eastAsia="Times New Roman" w:hAnsi="Times New Roman" w:cs="Times New Roman"/>
+      <w:kern w:val="0"/>
+      <w14:ligatures w14:val="none"/>
+    </w:rPr>
+  </w:style>
+  <w:style w:type="character" w:styleId="HTMLCode">
+    <w:name w:val="HTML Code"/>
+    <w:basedOn w:val="a0"/>
+    <w:uiPriority w:val="99"/>
+    <w:semiHidden/>
+    <w:unhideWhenUsed/>
+    <w:rsid w:val="00021348"/>
+    <w:rPr>
+      <w:rFonts w:ascii="Courier New" w:eastAsia="Times New Roman" w:hAnsi="Courier New" w:cs="Courier New"/>
+      <w:sz w:val="20"/>
+      <w:szCs w:val="20"/>
+    </w:rPr>
+  </w:style>
 </w:styles>
 </file>
 
